--- a/Tareas/Examen/Respuestas_Examen.docx
+++ b/Tareas/Examen/Respuestas_Examen.docx
@@ -1733,9 +1733,6 @@
             <m:rPr>
               <m:sty m:val="p"/>
             </m:rPr>
-            <w:rPr>
-              <w:rFonts w:ascii="Segoe UI Symbol" w:hAnsi="Segoe UI Symbol" w:cs="Segoe UI Symbol" w:eastAsia="Segoe UI Symbol"/>
-            </w:rPr>
             <m:t>✓</m:t>
           </m:r>
         </m:oMath>
@@ -2351,50 +2348,7 @@
         <w:t xml:space="preserve"> </w:t>
       </w:r>
       <w:r>
-        <w:rPr>
-          <w:rFonts w:ascii="Segoe UI Symbol" w:hAnsi="Segoe UI Symbol" w:cs="Segoe UI Symbol" w:eastAsia="Segoe UI Symbol"/>
-        </w:rPr>
-        <w:t xml:space="preserve">✓</w:t>
-      </w:r>
-      <w:r>
-        <w:t xml:space="preserve">. Multiplicar por un escalar</w:t>
-      </w:r>
-      <w:r>
-        <w:t xml:space="preserve"> </w:t>
-      </w:r>
-      <m:oMath>
-        <m:r>
-          <m:t>k</m:t>
-        </m:r>
-      </m:oMath>
-      <w:r>
-        <w:t xml:space="preserve"> </w:t>
-      </w:r>
-      <w:r>
-        <w:t xml:space="preserve">multiplica la norma por</w:t>
-      </w:r>
-      <w:r>
-        <w:t xml:space="preserve"> </w:t>
-      </w:r>
-      <m:oMath>
-        <m:r>
-          <m:rPr>
-            <m:sty m:val="p"/>
-          </m:rPr>
-          <m:t>|</m:t>
-        </m:r>
-        <m:r>
-          <m:t>k</m:t>
-        </m:r>
-        <m:r>
-          <m:rPr>
-            <m:sty m:val="p"/>
-          </m:rPr>
-          <m:t>|</m:t>
-        </m:r>
-      </m:oMath>
-      <w:r>
-        <w:t xml:space="preserve">: el signo negativo invierte el sentido del vector pero no cambia su longitud.</w:t>
+        <w:t xml:space="preserve">✓.</w:t>
       </w:r>
     </w:p>
     <w:p>
@@ -3018,9 +2972,6 @@
             <m:rPr>
               <m:sty m:val="p"/>
             </m:rPr>
-            <w:rPr>
-              <w:rFonts w:ascii="Segoe UI Symbol" w:hAnsi="Segoe UI Symbol" w:cs="Segoe UI Symbol" w:eastAsia="Segoe UI Symbol"/>
-            </w:rPr>
             <m:t>✓</m:t>
           </m:r>
         </m:oMath>
@@ -3177,9 +3128,6 @@
             <m:rPr>
               <m:sty m:val="p"/>
             </m:rPr>
-            <w:rPr>
-              <w:rFonts w:ascii="Segoe UI Symbol" w:hAnsi="Segoe UI Symbol" w:cs="Segoe UI Symbol" w:eastAsia="Segoe UI Symbol"/>
-            </w:rPr>
             <m:t>✓</m:t>
           </m:r>
         </m:oMath>
@@ -6336,13 +6284,7 @@
         <w:t xml:space="preserve"> </w:t>
       </w:r>
       <w:r>
-        <w:rPr>
-          <w:rFonts w:ascii="Segoe UI Symbol" w:hAnsi="Segoe UI Symbol" w:cs="Segoe UI Symbol" w:eastAsia="Segoe UI Symbol"/>
-        </w:rPr>
-        <w:t xml:space="preserve">✓</w:t>
-      </w:r>
-      <w:r>
-        <w:t xml:space="preserve">.</w:t>
+        <w:t xml:space="preserve">✓.</w:t>
       </w:r>
     </w:p>
     <w:p>
@@ -7164,13 +7106,7 @@
         <w:t xml:space="preserve"> </w:t>
       </w:r>
       <w:r>
-        <w:rPr>
-          <w:rFonts w:ascii="Segoe UI Symbol" w:hAnsi="Segoe UI Symbol" w:cs="Segoe UI Symbol" w:eastAsia="Segoe UI Symbol"/>
-        </w:rPr>
-        <w:t xml:space="preserve">✓</w:t>
-      </w:r>
-      <w:r>
-        <w:t xml:space="preserve">.</w:t>
+        <w:t xml:space="preserve">✓.</w:t>
       </w:r>
     </w:p>
     <w:p>
@@ -7661,13 +7597,7 @@
         <w:t xml:space="preserve"> </w:t>
       </w:r>
       <w:r>
-        <w:rPr>
-          <w:rFonts w:ascii="Segoe UI Symbol" w:hAnsi="Segoe UI Symbol" w:cs="Segoe UI Symbol" w:eastAsia="Segoe UI Symbol"/>
-        </w:rPr>
-        <w:t xml:space="preserve">✓</w:t>
-      </w:r>
-      <w:r>
-        <w:t xml:space="preserve">.</w:t>
+        <w:t xml:space="preserve">✓.</w:t>
       </w:r>
     </w:p>
     <w:p>
@@ -9934,16 +9864,7 @@
         </m:sSup>
       </m:oMath>
       <w:r>
-        <w:t xml:space="preserve">, el ángulo es obtuso, tal como predijo el signo del producto punto </w:t>
-      </w:r>
-      <w:r>
-        <w:rPr>
-          <w:rFonts w:ascii="Segoe UI Symbol" w:hAnsi="Segoe UI Symbol" w:cs="Segoe UI Symbol" w:eastAsia="Segoe UI Symbol"/>
-        </w:rPr>
-        <w:t xml:space="preserve">✓</w:t>
-      </w:r>
-      <w:r>
-        <w:t xml:space="preserve">.</w:t>
+        <w:t xml:space="preserve">, el ángulo es obtuso, tal como predijo el signo del producto punto ✓.</w:t>
       </w:r>
     </w:p>
     <w:p>
@@ -10822,9 +10743,6 @@
             <m:rPr>
               <m:sty m:val="p"/>
             </m:rPr>
-            <w:rPr>
-              <w:rFonts w:ascii="Segoe UI Symbol" w:hAnsi="Segoe UI Symbol" w:cs="Segoe UI Symbol" w:eastAsia="Segoe UI Symbol"/>
-            </w:rPr>
             <m:t>✓</m:t>
           </m:r>
         </m:oMath>
@@ -10992,98 +10910,27 @@
         </m:r>
       </m:oMath>
       <w:r>
-        <w:t xml:space="preserve">. Una solución sencilla se obtiene intercambiando las componentes y cambiando el signo de una:</w:t>
+        <w:t xml:space="preserve">. Hay dos incógnitas y una sola ecuación, así que se elige el valor de una y se despeja la otra. Con</w:t>
       </w:r>
       <w:r>
         <w:t xml:space="preserve"> </w:t>
       </w:r>
       <m:oMath>
         <m:r>
-          <m:rPr>
-            <m:sty m:val="p"/>
-          </m:rPr>
-          <m:t>(</m:t>
+          <m:t>x</m:t>
+        </m:r>
+        <m:r>
+          <m:rPr>
+            <m:sty m:val="p"/>
+          </m:rPr>
+          <m:t>=</m:t>
         </m:r>
         <m:r>
           <m:t>2</m:t>
         </m:r>
-        <m:r>
-          <m:rPr>
-            <m:sty m:val="p"/>
-          </m:rPr>
-          <m:t>,</m:t>
-        </m:r>
-        <m:r>
-          <m:t>5</m:t>
-        </m:r>
-        <m:r>
-          <m:rPr>
-            <m:sty m:val="p"/>
-          </m:rPr>
-          <m:t>)</m:t>
-        </m:r>
       </m:oMath>
       <w:r>
-        <w:t xml:space="preserve">, pues</w:t>
-      </w:r>
-      <w:r>
-        <w:t xml:space="preserve"> </w:t>
-      </w:r>
-      <m:oMath>
-        <m:r>
-          <m:t>5</m:t>
-        </m:r>
-        <m:r>
-          <m:rPr>
-            <m:sty m:val="p"/>
-          </m:rPr>
-          <m:t>(</m:t>
-        </m:r>
-        <m:r>
-          <m:t>2</m:t>
-        </m:r>
-        <m:r>
-          <m:rPr>
-            <m:sty m:val="p"/>
-          </m:rPr>
-          <m:t>)</m:t>
-        </m:r>
-        <m:r>
-          <m:rPr>
-            <m:sty m:val="p"/>
-          </m:rPr>
-          <m:t>−</m:t>
-        </m:r>
-        <m:r>
-          <m:t>2</m:t>
-        </m:r>
-        <m:r>
-          <m:rPr>
-            <m:sty m:val="p"/>
-          </m:rPr>
-          <m:t>(</m:t>
-        </m:r>
-        <m:r>
-          <m:t>5</m:t>
-        </m:r>
-        <m:r>
-          <m:rPr>
-            <m:sty m:val="p"/>
-          </m:rPr>
-          <m:t>)</m:t>
-        </m:r>
-        <m:r>
-          <m:rPr>
-            <m:sty m:val="p"/>
-          </m:rPr>
-          <m:t>=</m:t>
-        </m:r>
-        <m:r>
-          <m:t>0</m:t>
-        </m:r>
-      </m:oMath>
-      <w:r>
-        <w:t xml:space="preserve">.</w:t>
+        <w:t xml:space="preserve">:</w:t>
       </w:r>
     </w:p>
     <w:p>
@@ -11096,6 +10943,9 @@
         </m:oMathParaPr>
         <m:oMath>
           <m:r>
+            <m:t>5</m:t>
+          </m:r>
+          <m:r>
             <m:rPr>
               <m:sty m:val="p"/>
             </m:rPr>
@@ -11108,6 +10958,181 @@
             <m:rPr>
               <m:sty m:val="p"/>
             </m:rPr>
+            <m:t>)</m:t>
+          </m:r>
+          <m:r>
+            <m:rPr>
+              <m:sty m:val="p"/>
+            </m:rPr>
+            <m:t>−</m:t>
+          </m:r>
+          <m:r>
+            <m:t>2</m:t>
+          </m:r>
+          <m:r>
+            <m:t>y</m:t>
+          </m:r>
+          <m:r>
+            <m:rPr>
+              <m:sty m:val="p"/>
+            </m:rPr>
+            <m:t>=</m:t>
+          </m:r>
+          <m:r>
+            <m:t>0</m:t>
+          </m:r>
+          <m:r>
+            <m:t> </m:t>
+          </m:r>
+          <m:r>
+            <m:rPr>
+              <m:sty m:val="p"/>
+            </m:rPr>
+            <m:t>⇒</m:t>
+          </m:r>
+          <m:r>
+            <m:t> </m:t>
+          </m:r>
+          <m:r>
+            <m:t>10</m:t>
+          </m:r>
+          <m:r>
+            <m:rPr>
+              <m:sty m:val="p"/>
+            </m:rPr>
+            <m:t>−</m:t>
+          </m:r>
+          <m:r>
+            <m:t>2</m:t>
+          </m:r>
+          <m:r>
+            <m:t>y</m:t>
+          </m:r>
+          <m:r>
+            <m:rPr>
+              <m:sty m:val="p"/>
+            </m:rPr>
+            <m:t>=</m:t>
+          </m:r>
+          <m:r>
+            <m:t>0</m:t>
+          </m:r>
+          <m:r>
+            <m:t> </m:t>
+          </m:r>
+          <m:r>
+            <m:rPr>
+              <m:sty m:val="p"/>
+            </m:rPr>
+            <m:t>⇒</m:t>
+          </m:r>
+          <m:r>
+            <m:t> </m:t>
+          </m:r>
+          <m:r>
+            <m:t>10</m:t>
+          </m:r>
+          <m:r>
+            <m:rPr>
+              <m:sty m:val="p"/>
+            </m:rPr>
+            <m:t>=</m:t>
+          </m:r>
+          <m:r>
+            <m:t>2</m:t>
+          </m:r>
+          <m:r>
+            <m:t>y</m:t>
+          </m:r>
+          <m:r>
+            <m:t> </m:t>
+          </m:r>
+          <m:r>
+            <m:rPr>
+              <m:sty m:val="p"/>
+            </m:rPr>
+            <m:t>⇒</m:t>
+          </m:r>
+          <m:r>
+            <m:t> </m:t>
+          </m:r>
+          <m:r>
+            <m:t>y</m:t>
+          </m:r>
+          <m:r>
+            <m:rPr>
+              <m:sty m:val="p"/>
+            </m:rPr>
+            <m:t>=</m:t>
+          </m:r>
+          <m:r>
+            <m:t>5</m:t>
+          </m:r>
+        </m:oMath>
+      </m:oMathPara>
+    </w:p>
+    <w:p>
+      <w:pPr>
+        <w:pStyle w:val="FirstParagraph"/>
+      </w:pPr>
+      <w:r>
+        <w:t xml:space="preserve">El vector es</w:t>
+      </w:r>
+      <w:r>
+        <w:t xml:space="preserve"> </w:t>
+      </w:r>
+      <m:oMath>
+        <m:r>
+          <m:rPr>
+            <m:sty m:val="p"/>
+          </m:rPr>
+          <m:t>(</m:t>
+        </m:r>
+        <m:r>
+          <m:t>2</m:t>
+        </m:r>
+        <m:r>
+          <m:rPr>
+            <m:sty m:val="p"/>
+          </m:rPr>
+          <m:t>,</m:t>
+        </m:r>
+        <m:r>
+          <m:t>5</m:t>
+        </m:r>
+        <m:r>
+          <m:rPr>
+            <m:sty m:val="p"/>
+          </m:rPr>
+          <m:t>)</m:t>
+        </m:r>
+      </m:oMath>
+      <w:r>
+        <w:t xml:space="preserve">. Verificación:</w:t>
+      </w:r>
+    </w:p>
+    <w:p>
+      <w:pPr>
+        <w:pStyle w:val="BodyText"/>
+      </w:pPr>
+      <m:oMathPara>
+        <m:oMathParaPr>
+          <m:jc m:val="center"/>
+        </m:oMathParaPr>
+        <m:oMath>
+          <m:r>
+            <m:rPr>
+              <m:sty m:val="p"/>
+            </m:rPr>
+            <m:t>(</m:t>
+          </m:r>
+          <m:r>
+            <m:t>2</m:t>
+          </m:r>
+          <m:r>
+            <m:rPr>
+              <m:sty m:val="p"/>
+            </m:rPr>
             <m:t>,</m:t>
           </m:r>
           <m:r>
@@ -11243,9 +11268,6 @@
             <m:rPr>
               <m:sty m:val="p"/>
             </m:rPr>
-            <w:rPr>
-              <w:rFonts w:ascii="Segoe UI Symbol" w:hAnsi="Segoe UI Symbol" w:cs="Segoe UI Symbol" w:eastAsia="Segoe UI Symbol"/>
-            </w:rPr>
             <m:t>✓</m:t>
           </m:r>
         </m:oMath>
@@ -11867,9 +11889,6 @@
             <m:rPr>
               <m:sty m:val="p"/>
             </m:rPr>
-            <w:rPr>
-              <w:rFonts w:ascii="Segoe UI Symbol" w:hAnsi="Segoe UI Symbol" w:cs="Segoe UI Symbol" w:eastAsia="Segoe UI Symbol"/>
-            </w:rPr>
             <m:t>✓</m:t>
           </m:r>
         </m:oMath>
@@ -12107,9 +12126,6 @@
             <m:rPr>
               <m:sty m:val="p"/>
             </m:rPr>
-            <w:rPr>
-              <w:rFonts w:ascii="Segoe UI Symbol" w:hAnsi="Segoe UI Symbol" w:cs="Segoe UI Symbol" w:eastAsia="Segoe UI Symbol"/>
-            </w:rPr>
             <m:t>✓</m:t>
           </m:r>
         </m:oMath>
@@ -12762,6 +12778,9 @@
         <w:t xml:space="preserve">Sumar las ecuaciones directamente no cancela ninguna incógnita (</w:t>
       </w:r>
       <m:oMath>
+        <m:r>
+          <m:t>3</m:t>
+        </m:r>
         <m:sSub>
           <m:e>
             <m:r>
@@ -12788,7 +12807,7 @@
           </m:e>
           <m:sub>
             <m:r>
-              <m:t>2</m:t>
+              <m:t>1</m:t>
             </m:r>
           </m:sub>
         </m:sSub>
@@ -12811,7 +12830,7 @@
           </m:e>
           <m:sub>
             <m:r>
-              <m:t>1</m:t>
+              <m:t>2</m:t>
             </m:r>
           </m:sub>
         </m:sSub>
@@ -13815,9 +13834,6 @@
             <m:rPr>
               <m:sty m:val="p"/>
             </m:rPr>
-            <w:rPr>
-              <w:rFonts w:ascii="Segoe UI Symbol" w:hAnsi="Segoe UI Symbol" w:cs="Segoe UI Symbol" w:eastAsia="Segoe UI Symbol"/>
-            </w:rPr>
             <m:t>✓</m:t>
           </m:r>
         </m:oMath>
@@ -13893,13 +13909,7 @@
         <w:t xml:space="preserve"> </w:t>
       </w:r>
       <w:r>
-        <w:rPr>
-          <w:rFonts w:ascii="Segoe UI Symbol" w:hAnsi="Segoe UI Symbol" w:cs="Segoe UI Symbol" w:eastAsia="Segoe UI Symbol"/>
-        </w:rPr>
-        <w:t xml:space="preserve">✓</w:t>
-      </w:r>
-      <w:r>
-        <w:t xml:space="preserve"> y (2)</w:t>
+        <w:t xml:space="preserve">✓ y (2)</w:t>
       </w:r>
       <w:r>
         <w:t xml:space="preserve"> </w:t>
@@ -13970,13 +13980,7 @@
         <w:t xml:space="preserve"> </w:t>
       </w:r>
       <w:r>
-        <w:rPr>
-          <w:rFonts w:ascii="Segoe UI Symbol" w:hAnsi="Segoe UI Symbol" w:cs="Segoe UI Symbol" w:eastAsia="Segoe UI Symbol"/>
-        </w:rPr>
-        <w:t xml:space="preserve">✓</w:t>
-      </w:r>
-      <w:r>
-        <w:t xml:space="preserve">.</w:t>
+        <w:t xml:space="preserve">✓.</w:t>
       </w:r>
     </w:p>
     <w:p>
@@ -14647,9 +14651,6 @@
             <m:rPr>
               <m:sty m:val="p"/>
             </m:rPr>
-            <w:rPr>
-              <w:rFonts w:ascii="Segoe UI Symbol" w:hAnsi="Segoe UI Symbol" w:cs="Segoe UI Symbol" w:eastAsia="Segoe UI Symbol"/>
-            </w:rPr>
             <m:t>✓</m:t>
           </m:r>
         </m:oMath>
@@ -15191,73 +15192,10 @@
     </w:p>
     <w:p>
       <w:pPr>
-        <w:pStyle w:val="Compact"/>
-        <w:numPr>
-          <w:ilvl w:val="0"/>
-          <w:numId w:val="1001"/>
-        </w:numPr>
+        <w:pStyle w:val="FirstParagraph"/>
       </w:pPr>
       <w:r>
-        <w:rPr>
-          <w:b/>
-          <w:bCs/>
-        </w:rPr>
-        <w:t xml:space="preserve">Para</w:t>
-      </w:r>
-      <w:r>
-        <w:rPr>
-          <w:b/>
-          <w:bCs/>
-        </w:rPr>
-        <w:t xml:space="preserve"> </w:t>
-      </w:r>
-      <m:oMath>
-        <m:r>
-          <m:rPr>
-            <m:sty m:val="p"/>
-          </m:rPr>
-          <m:t>(</m:t>
-        </m:r>
-        <m:r>
-          <m:t>3</m:t>
-        </m:r>
-        <m:r>
-          <m:rPr>
-            <m:sty m:val="p"/>
-          </m:rPr>
-          <m:t>,</m:t>
-        </m:r>
-        <m:r>
-          <m:t>1</m:t>
-        </m:r>
-        <m:r>
-          <m:rPr>
-            <m:sty m:val="p"/>
-          </m:rPr>
-          <m:t>,</m:t>
-        </m:r>
-        <m:r>
-          <m:t>5</m:t>
-        </m:r>
-        <m:r>
-          <m:rPr>
-            <m:sty m:val="p"/>
-          </m:rPr>
-          <m:t>)</m:t>
-        </m:r>
-      </m:oMath>
-      <w:r>
-        <w:rPr>
-          <w:b/>
-          <w:bCs/>
-        </w:rPr>
-        <w:t xml:space="preserve">:</w:t>
-      </w:r>
-      <w:r>
-        <w:t xml:space="preserve"> </w:t>
-      </w:r>
-      <w:r>
-        <w:t xml:space="preserve">las dos primeras ecuaciones dan</w:t>
+        <w:t xml:space="preserve">Hay tres ecuaciones y solo dos incógnitas: las dos primeras dan</w:t>
       </w:r>
       <w:r>
         <w:t xml:space="preserve"> </w:t>
@@ -15275,15 +15213,6 @@
             </m:r>
           </m:sub>
         </m:sSub>
-        <m:r>
-          <m:rPr>
-            <m:sty m:val="p"/>
-          </m:rPr>
-          <m:t>=</m:t>
-        </m:r>
-        <m:r>
-          <m:t>3</m:t>
-        </m:r>
       </m:oMath>
       <w:r>
         <w:t xml:space="preserve"> </w:t>
@@ -15307,106 +15236,23 @@
             </m:r>
           </m:sub>
         </m:sSub>
-        <m:r>
-          <m:rPr>
-            <m:sty m:val="p"/>
-          </m:rPr>
-          <m:t>=</m:t>
-        </m:r>
-        <m:r>
-          <m:t>1</m:t>
-        </m:r>
       </m:oMath>
       <w:r>
-        <w:t xml:space="preserve">. Se prueba la tercera:</w:t>
+        <w:t xml:space="preserve">, y la tercera comprueba si esos valores también funcionan en la última posición. Es la misma idea del generado de un solo vector, donde el mismo</w:t>
       </w:r>
       <w:r>
         <w:t xml:space="preserve"> </w:t>
       </w:r>
       <m:oMath>
         <m:r>
-          <m:t>2</m:t>
-        </m:r>
-        <m:r>
-          <m:rPr>
-            <m:sty m:val="p"/>
-          </m:rPr>
-          <m:t>(</m:t>
-        </m:r>
-        <m:r>
-          <m:t>3</m:t>
-        </m:r>
-        <m:r>
-          <m:rPr>
-            <m:sty m:val="p"/>
-          </m:rPr>
-          <m:t>)</m:t>
-        </m:r>
-        <m:r>
-          <m:rPr>
-            <m:sty m:val="p"/>
-          </m:rPr>
-          <m:t>+</m:t>
-        </m:r>
-        <m:r>
-          <m:t>1</m:t>
-        </m:r>
-        <m:r>
-          <m:rPr>
-            <m:sty m:val="p"/>
-          </m:rPr>
-          <m:t>=</m:t>
-        </m:r>
-        <m:r>
-          <m:t>7</m:t>
+          <m:t>c</m:t>
         </m:r>
       </m:oMath>
       <w:r>
-        <w:t xml:space="preserve">, pero el vector pide</w:t>
-      </w:r>
-      <w:r>
-        <w:t xml:space="preserve"> </w:t>
-      </w:r>
-      <m:oMath>
-        <m:r>
-          <m:t>5</m:t>
-        </m:r>
-      </m:oMath>
-      <w:r>
-        <w:t xml:space="preserve">, y</w:t>
-      </w:r>
-      <w:r>
-        <w:t xml:space="preserve"> </w:t>
-      </w:r>
-      <m:oMath>
-        <m:r>
-          <m:t>7</m:t>
-        </m:r>
-        <m:r>
-          <m:rPr>
-            <m:sty m:val="p"/>
-          </m:rPr>
-          <m:t>≠</m:t>
-        </m:r>
-        <m:r>
-          <m:t>5</m:t>
-        </m:r>
-      </m:oMath>
-      <w:r>
-        <w:t xml:space="preserve">. El sistema es inconsistente, así que</w:t>
-      </w:r>
-      <w:r>
-        <w:t xml:space="preserve"> </w:t>
-      </w:r>
-      <w:r>
-        <w:rPr>
-          <w:b/>
-          <w:bCs/>
-        </w:rPr>
-        <w:t xml:space="preserve">no es combinación lineal</w:t>
-      </w:r>
-      <w:r>
-        <w:t xml:space="preserve">.</w:t>
+        <w:t xml:space="preserve"> </w:t>
+      </w:r>
+      <w:r>
+        <w:t xml:space="preserve">debe servir en todas las posiciones.</w:t>
       </w:r>
     </w:p>
     <w:p>
@@ -15439,7 +15285,7 @@
           <m:t>(</m:t>
         </m:r>
         <m:r>
-          <m:t>2</m:t>
+          <m:t>3</m:t>
         </m:r>
         <m:r>
           <m:rPr>
@@ -15448,7 +15294,7 @@
           <m:t>,</m:t>
         </m:r>
         <m:r>
-          <m:t>3</m:t>
+          <m:t>1</m:t>
         </m:r>
         <m:r>
           <m:rPr>
@@ -15457,7 +15303,7 @@
           <m:t>,</m:t>
         </m:r>
         <m:r>
-          <m:t>7</m:t>
+          <m:t>5</m:t>
         </m:r>
         <m:r>
           <m:rPr>
@@ -15472,6 +15318,12 @@
           <w:bCs/>
         </w:rPr>
         <w:t xml:space="preserve">:</w:t>
+      </w:r>
+      <w:r>
+        <w:t xml:space="preserve"> </w:t>
+      </w:r>
+      <w:r>
+        <w:t xml:space="preserve">las dos primeras ecuaciones dan</w:t>
       </w:r>
       <w:r>
         <w:t xml:space="preserve"> </w:t>
@@ -15496,7 +15348,7 @@
           <m:t>=</m:t>
         </m:r>
         <m:r>
-          <m:t>2</m:t>
+          <m:t>3</m:t>
         </m:r>
       </m:oMath>
       <w:r>
@@ -15528,10 +15380,224 @@
           <m:t>=</m:t>
         </m:r>
         <m:r>
+          <m:t>1</m:t>
+        </m:r>
+      </m:oMath>
+      <w:r>
+        <w:t xml:space="preserve">. Se prueba la tercera:</w:t>
+      </w:r>
+      <w:r>
+        <w:t xml:space="preserve"> </w:t>
+      </w:r>
+      <m:oMath>
+        <m:r>
+          <m:t>2</m:t>
+        </m:r>
+        <m:r>
+          <m:rPr>
+            <m:sty m:val="p"/>
+          </m:rPr>
+          <m:t>(</m:t>
+        </m:r>
+        <m:r>
           <m:t>3</m:t>
         </m:r>
+        <m:r>
+          <m:rPr>
+            <m:sty m:val="p"/>
+          </m:rPr>
+          <m:t>)</m:t>
+        </m:r>
+        <m:r>
+          <m:rPr>
+            <m:sty m:val="p"/>
+          </m:rPr>
+          <m:t>+</m:t>
+        </m:r>
+        <m:r>
+          <m:t>1</m:t>
+        </m:r>
+        <m:r>
+          <m:rPr>
+            <m:sty m:val="p"/>
+          </m:rPr>
+          <m:t>=</m:t>
+        </m:r>
+        <m:r>
+          <m:t>7</m:t>
+        </m:r>
       </m:oMath>
       <w:r>
+        <w:t xml:space="preserve">, pero el vector pide</w:t>
+      </w:r>
+      <w:r>
+        <w:t xml:space="preserve"> </w:t>
+      </w:r>
+      <m:oMath>
+        <m:r>
+          <m:t>5</m:t>
+        </m:r>
+      </m:oMath>
+      <w:r>
+        <w:t xml:space="preserve">, y</w:t>
+      </w:r>
+      <w:r>
+        <w:t xml:space="preserve"> </w:t>
+      </w:r>
+      <m:oMath>
+        <m:r>
+          <m:t>7</m:t>
+        </m:r>
+        <m:r>
+          <m:rPr>
+            <m:sty m:val="p"/>
+          </m:rPr>
+          <m:t>≠</m:t>
+        </m:r>
+        <m:r>
+          <m:t>5</m:t>
+        </m:r>
+      </m:oMath>
+      <w:r>
+        <w:t xml:space="preserve">. El sistema es inconsistente, así que</w:t>
+      </w:r>
+      <w:r>
+        <w:t xml:space="preserve"> </w:t>
+      </w:r>
+      <w:r>
+        <w:rPr>
+          <w:b/>
+          <w:bCs/>
+        </w:rPr>
+        <w:t xml:space="preserve">no es combinación lineal</w:t>
+      </w:r>
+      <w:r>
+        <w:t xml:space="preserve">.</w:t>
+      </w:r>
+    </w:p>
+    <w:p>
+      <w:pPr>
+        <w:pStyle w:val="Compact"/>
+        <w:numPr>
+          <w:ilvl w:val="0"/>
+          <w:numId w:val="1001"/>
+        </w:numPr>
+      </w:pPr>
+      <w:r>
+        <w:rPr>
+          <w:b/>
+          <w:bCs/>
+        </w:rPr>
+        <w:t xml:space="preserve">Para</w:t>
+      </w:r>
+      <w:r>
+        <w:rPr>
+          <w:b/>
+          <w:bCs/>
+        </w:rPr>
+        <w:t xml:space="preserve"> </w:t>
+      </w:r>
+      <m:oMath>
+        <m:r>
+          <m:rPr>
+            <m:sty m:val="p"/>
+          </m:rPr>
+          <m:t>(</m:t>
+        </m:r>
+        <m:r>
+          <m:t>2</m:t>
+        </m:r>
+        <m:r>
+          <m:rPr>
+            <m:sty m:val="p"/>
+          </m:rPr>
+          <m:t>,</m:t>
+        </m:r>
+        <m:r>
+          <m:t>3</m:t>
+        </m:r>
+        <m:r>
+          <m:rPr>
+            <m:sty m:val="p"/>
+          </m:rPr>
+          <m:t>,</m:t>
+        </m:r>
+        <m:r>
+          <m:t>7</m:t>
+        </m:r>
+        <m:r>
+          <m:rPr>
+            <m:sty m:val="p"/>
+          </m:rPr>
+          <m:t>)</m:t>
+        </m:r>
+      </m:oMath>
+      <w:r>
+        <w:rPr>
+          <w:b/>
+          <w:bCs/>
+        </w:rPr>
+        <w:t xml:space="preserve">:</w:t>
+      </w:r>
+      <w:r>
+        <w:t xml:space="preserve"> </w:t>
+      </w:r>
+      <m:oMath>
+        <m:sSub>
+          <m:e>
+            <m:r>
+              <m:t>c</m:t>
+            </m:r>
+          </m:e>
+          <m:sub>
+            <m:r>
+              <m:t>1</m:t>
+            </m:r>
+          </m:sub>
+        </m:sSub>
+        <m:r>
+          <m:rPr>
+            <m:sty m:val="p"/>
+          </m:rPr>
+          <m:t>=</m:t>
+        </m:r>
+        <m:r>
+          <m:t>2</m:t>
+        </m:r>
+      </m:oMath>
+      <w:r>
+        <w:t xml:space="preserve"> </w:t>
+      </w:r>
+      <w:r>
+        <w:t xml:space="preserve">y</w:t>
+      </w:r>
+      <w:r>
+        <w:t xml:space="preserve"> </w:t>
+      </w:r>
+      <m:oMath>
+        <m:sSub>
+          <m:e>
+            <m:r>
+              <m:t>c</m:t>
+            </m:r>
+          </m:e>
+          <m:sub>
+            <m:r>
+              <m:t>2</m:t>
+            </m:r>
+          </m:sub>
+        </m:sSub>
+        <m:r>
+          <m:rPr>
+            <m:sty m:val="p"/>
+          </m:rPr>
+          <m:t>=</m:t>
+        </m:r>
+        <m:r>
+          <m:t>3</m:t>
+        </m:r>
+      </m:oMath>
+      <w:r>
         <w:t xml:space="preserve">. Se prueba la tercera:</w:t>
       </w:r>
       <w:r>
@@ -15597,13 +15663,7 @@
         <w:t xml:space="preserve"> </w:t>
       </w:r>
       <w:r>
-        <w:rPr>
-          <w:rFonts w:ascii="Segoe UI Symbol" w:hAnsi="Segoe UI Symbol" w:cs="Segoe UI Symbol" w:eastAsia="Segoe UI Symbol"/>
-        </w:rPr>
-        <w:t xml:space="preserve">✓</w:t>
-      </w:r>
-      <w:r>
-        <w:t xml:space="preserve">.</w:t>
+        <w:t xml:space="preserve">✓.</w:t>
       </w:r>
       <w:r>
         <w:t xml:space="preserve"> </w:t>
@@ -15830,9 +15890,6 @@
             <m:rPr>
               <m:sty m:val="p"/>
             </m:rPr>
-            <w:rPr>
-              <w:rFonts w:ascii="Segoe UI Symbol" w:hAnsi="Segoe UI Symbol" w:cs="Segoe UI Symbol" w:eastAsia="Segoe UI Symbol"/>
-            </w:rPr>
             <m:t>✓</m:t>
           </m:r>
         </m:oMath>
@@ -18716,13 +18773,7 @@
         <w:t xml:space="preserve"> </w:t>
       </w:r>
       <w:r>
-        <w:rPr>
-          <w:rFonts w:ascii="Segoe UI Symbol" w:hAnsi="Segoe UI Symbol" w:cs="Segoe UI Symbol" w:eastAsia="Segoe UI Symbol"/>
-        </w:rPr>
-        <w:t xml:space="preserve">✓</w:t>
-      </w:r>
-      <w:r>
-        <w:t xml:space="preserve">.</w:t>
+        <w:t xml:space="preserve">✓.</w:t>
       </w:r>
     </w:p>
     <w:p>
@@ -19413,13 +19464,7 @@
         <w:t xml:space="preserve"> </w:t>
       </w:r>
       <w:r>
-        <w:rPr>
-          <w:rFonts w:ascii="Segoe UI Symbol" w:hAnsi="Segoe UI Symbol" w:cs="Segoe UI Symbol" w:eastAsia="Segoe UI Symbol"/>
-        </w:rPr>
-        <w:t xml:space="preserve">✓</w:t>
-      </w:r>
-      <w:r>
-        <w:t xml:space="preserve">.</w:t>
+        <w:t xml:space="preserve">✓.</w:t>
       </w:r>
     </w:p>
     <w:p>
@@ -21285,20 +21330,57 @@
         </m:sSub>
       </m:oMath>
       <w:r>
-        <w:t xml:space="preserve">. Una matriz con esta propiedad se llama</w:t>
-      </w:r>
-      <w:r>
-        <w:t xml:space="preserve"> </w:t>
-      </w:r>
-      <w:r>
-        <w:rPr>
-          <w:b/>
-          <w:bCs/>
-        </w:rPr>
-        <w:t xml:space="preserve">antisimétrica</w:t>
-      </w:r>
-      <w:r>
-        <w:t xml:space="preserve">, y por eso su diagonal es cero.</w:t>
+        <w:t xml:space="preserve">, por eso al transponer cada entrada cambia de signo. La diagonal no cambia porque vale cero:</w:t>
+      </w:r>
+      <w:r>
+        <w:t xml:space="preserve"> </w:t>
+      </w:r>
+      <m:oMath>
+        <m:sSub>
+          <m:e>
+            <m:r>
+              <m:t>c</m:t>
+            </m:r>
+          </m:e>
+          <m:sub>
+            <m:r>
+              <m:t>i</m:t>
+            </m:r>
+            <m:r>
+              <m:t>i</m:t>
+            </m:r>
+          </m:sub>
+        </m:sSub>
+        <m:r>
+          <m:rPr>
+            <m:sty m:val="p"/>
+          </m:rPr>
+          <m:t>=</m:t>
+        </m:r>
+        <m:r>
+          <m:t>i</m:t>
+        </m:r>
+        <m:r>
+          <m:rPr>
+            <m:sty m:val="p"/>
+          </m:rPr>
+          <m:t>−</m:t>
+        </m:r>
+        <m:r>
+          <m:t>i</m:t>
+        </m:r>
+        <m:r>
+          <m:rPr>
+            <m:sty m:val="p"/>
+          </m:rPr>
+          <m:t>=</m:t>
+        </m:r>
+        <m:r>
+          <m:t>0</m:t>
+        </m:r>
+      </m:oMath>
+      <w:r>
+        <w:t xml:space="preserve">.</w:t>
       </w:r>
     </w:p>
     <w:p>
@@ -21995,16 +22077,7 @@
         </m:r>
       </m:oMath>
       <w:r>
-        <w:t xml:space="preserve">) </w:t>
-      </w:r>
-      <w:r>
-        <w:rPr>
-          <w:rFonts w:ascii="Segoe UI Symbol" w:hAnsi="Segoe UI Symbol" w:cs="Segoe UI Symbol" w:eastAsia="Segoe UI Symbol"/>
-        </w:rPr>
-        <w:t xml:space="preserve">✓</w:t>
-      </w:r>
-      <w:r>
-        <w:t xml:space="preserve">.</w:t>
+        <w:t xml:space="preserve">) ✓.</w:t>
       </w:r>
     </w:p>
     <w:p>
@@ -22385,9 +22458,6 @@
             <m:rPr>
               <m:sty m:val="p"/>
             </m:rPr>
-            <w:rPr>
-              <w:rFonts w:ascii="Segoe UI Symbol" w:hAnsi="Segoe UI Symbol" w:cs="Segoe UI Symbol" w:eastAsia="Segoe UI Symbol"/>
-            </w:rPr>
             <m:t>✓</m:t>
           </m:r>
         </m:oMath>
@@ -22643,9 +22713,6 @@
         <w:t xml:space="preserve"> </w:t>
       </w:r>
       <w:r>
-        <w:rPr>
-          <w:rFonts w:ascii="Segoe UI Symbol" w:hAnsi="Segoe UI Symbol" w:cs="Segoe UI Symbol" w:eastAsia="Segoe UI Symbol"/>
-        </w:rPr>
         <w:t xml:space="preserve">✓</w:t>
       </w:r>
     </w:p>
@@ -22728,9 +22795,6 @@
         <w:t xml:space="preserve"> </w:t>
       </w:r>
       <w:r>
-        <w:rPr>
-          <w:rFonts w:ascii="Segoe UI Symbol" w:hAnsi="Segoe UI Symbol" w:cs="Segoe UI Symbol" w:eastAsia="Segoe UI Symbol"/>
-        </w:rPr>
         <w:t xml:space="preserve">✓</w:t>
       </w:r>
     </w:p>
@@ -22801,9 +22865,6 @@
         <w:t xml:space="preserve"> </w:t>
       </w:r>
       <w:r>
-        <w:rPr>
-          <w:rFonts w:ascii="Segoe UI Symbol" w:hAnsi="Segoe UI Symbol" w:cs="Segoe UI Symbol" w:eastAsia="Segoe UI Symbol"/>
-        </w:rPr>
         <w:t xml:space="preserve">✓</w:t>
       </w:r>
     </w:p>
@@ -24515,7 +24576,21 @@
         <w:t xml:space="preserve"> </w:t>
       </w:r>
       <w:r>
-        <w:t xml:space="preserve">de la ecuación:</w:t>
+        <w:t xml:space="preserve">igual que con vectores. Primero se suma el opuesto de</w:t>
+      </w:r>
+      <w:r>
+        <w:t xml:space="preserve"> </w:t>
+      </w:r>
+      <m:oMath>
+        <m:r>
+          <m:t>A</m:t>
+        </m:r>
+      </m:oMath>
+      <w:r>
+        <w:t xml:space="preserve"> </w:t>
+      </w:r>
+      <w:r>
+        <w:t xml:space="preserve">a ambos lados:</w:t>
       </w:r>
     </w:p>
     <w:p>
@@ -24564,6 +24639,15 @@
             <m:t> </m:t>
           </m:r>
           <m:r>
+            <m:t>A</m:t>
+          </m:r>
+          <m:r>
+            <m:rPr>
+              <m:sty m:val="p"/>
+            </m:rPr>
+            <m:t>+</m:t>
+          </m:r>
+          <m:r>
             <m:t>2</m:t>
           </m:r>
           <m:r>
@@ -24573,6 +24657,15 @@
             <m:rPr>
               <m:sty m:val="p"/>
             </m:rPr>
+            <m:t>−</m:t>
+          </m:r>
+          <m:r>
+            <m:t>A</m:t>
+          </m:r>
+          <m:r>
+            <m:rPr>
+              <m:sty m:val="p"/>
+            </m:rPr>
             <m:t>=</m:t>
           </m:r>
           <m:r>
@@ -24599,6 +24692,110 @@
           <m:r>
             <m:t> </m:t>
           </m:r>
+          <m:r>
+            <m:t>2</m:t>
+          </m:r>
+          <m:r>
+            <m:t>X</m:t>
+          </m:r>
+          <m:r>
+            <m:rPr>
+              <m:sty m:val="p"/>
+            </m:rPr>
+            <m:t>=</m:t>
+          </m:r>
+          <m:r>
+            <m:t>B</m:t>
+          </m:r>
+          <m:r>
+            <m:rPr>
+              <m:sty m:val="p"/>
+            </m:rPr>
+            <m:t>−</m:t>
+          </m:r>
+          <m:r>
+            <m:t>A</m:t>
+          </m:r>
+        </m:oMath>
+      </m:oMathPara>
+    </w:p>
+    <w:p>
+      <w:pPr>
+        <w:pStyle w:val="FirstParagraph"/>
+      </w:pPr>
+      <w:r>
+        <w:t xml:space="preserve">Luego se multiplica ambos lados por</w:t>
+      </w:r>
+      <w:r>
+        <w:t xml:space="preserve"> </w:t>
+      </w:r>
+      <m:oMath>
+        <m:f>
+          <m:fPr>
+            <m:type m:val="lin"/>
+          </m:fPr>
+          <m:num>
+            <m:r>
+              <m:t>1</m:t>
+            </m:r>
+          </m:num>
+          <m:den>
+            <m:r>
+              <m:t>2</m:t>
+            </m:r>
+          </m:den>
+        </m:f>
+      </m:oMath>
+      <w:r>
+        <w:t xml:space="preserve">. Como no existe la división entre matrices, el escalar</w:t>
+      </w:r>
+      <w:r>
+        <w:t xml:space="preserve"> </w:t>
+      </w:r>
+      <m:oMath>
+        <m:r>
+          <m:t>2</m:t>
+        </m:r>
+      </m:oMath>
+      <w:r>
+        <w:t xml:space="preserve"> </w:t>
+      </w:r>
+      <w:r>
+        <w:t xml:space="preserve">se quita multiplicando por su inverso,</w:t>
+      </w:r>
+      <w:r>
+        <w:t xml:space="preserve"> </w:t>
+      </w:r>
+      <m:oMath>
+        <m:f>
+          <m:fPr>
+            <m:type m:val="lin"/>
+          </m:fPr>
+          <m:num>
+            <m:r>
+              <m:t>1</m:t>
+            </m:r>
+          </m:num>
+          <m:den>
+            <m:r>
+              <m:t>2</m:t>
+            </m:r>
+          </m:den>
+        </m:f>
+      </m:oMath>
+      <w:r>
+        <w:t xml:space="preserve">.</w:t>
+      </w:r>
+    </w:p>
+    <w:p>
+      <w:pPr>
+        <w:pStyle w:val="BodyText"/>
+      </w:pPr>
+      <m:oMathPara>
+        <m:oMathParaPr>
+          <m:jc m:val="center"/>
+        </m:oMathParaPr>
+        <m:oMath>
           <m:r>
             <m:t>X</m:t>
           </m:r>
@@ -25656,9 +25853,6 @@
             <m:rPr>
               <m:sty m:val="p"/>
             </m:rPr>
-            <w:rPr>
-              <w:rFonts w:ascii="Segoe UI Symbol" w:hAnsi="Segoe UI Symbol" w:cs="Segoe UI Symbol" w:eastAsia="Segoe UI Symbol"/>
-            </w:rPr>
             <m:t>✓</m:t>
           </m:r>
         </m:oMath>
@@ -26629,16 +26823,7 @@
         <w:pStyle w:val="FirstParagraph"/>
       </w:pPr>
       <w:r>
-        <w:t xml:space="preserve">Ambos lados coinciden </w:t>
-      </w:r>
-      <w:r>
-        <w:rPr>
-          <w:rFonts w:ascii="Segoe UI Symbol" w:hAnsi="Segoe UI Symbol" w:cs="Segoe UI Symbol" w:eastAsia="Segoe UI Symbol"/>
-        </w:rPr>
-        <w:t xml:space="preserve">✓</w:t>
-      </w:r>
-      <w:r>
-        <w:t xml:space="preserve">.</w:t>
+        <w:t xml:space="preserve">Ambos lados coinciden ✓.</w:t>
       </w:r>
     </w:p>
     <w:p>

--- a/Tareas/Examen/Respuestas_Examen.docx
+++ b/Tareas/Examen/Respuestas_Examen.docx
@@ -5827,7 +5827,7 @@
         <w:pStyle w:val="FirstParagraph"/>
       </w:pPr>
       <w:r>
-        <w:t xml:space="preserve">Lado derecho. Se calcula cada producto por separado y se suman:</w:t>
+        <w:t xml:space="preserve">Lado derecho. Se usan los productos del inciso (a) y se suman:</w:t>
       </w:r>
     </w:p>
     <w:p>
@@ -5861,10 +5861,363 @@
             <m:rPr>
               <m:sty m:val="p"/>
             </m:rPr>
+            <m:t>+</m:t>
+          </m:r>
+          <m:r>
+            <m:rPr>
+              <m:sty m:val="bi"/>
+            </m:rPr>
+            <m:t>b</m:t>
+          </m:r>
+          <m:r>
+            <m:rPr>
+              <m:sty m:val="p"/>
+            </m:rPr>
+            <m:t>⋅</m:t>
+          </m:r>
+          <m:r>
+            <m:rPr>
+              <m:sty m:val="bi"/>
+            </m:rPr>
+            <m:t>c</m:t>
+          </m:r>
+          <m:r>
+            <m:rPr>
+              <m:sty m:val="p"/>
+            </m:rPr>
             <m:t>=</m:t>
           </m:r>
           <m:r>
-            <m:t>2</m:t>
+            <m:rPr>
+              <m:sty m:val="p"/>
+            </m:rPr>
+            <m:t>−</m:t>
+          </m:r>
+          <m:r>
+            <m:t>8</m:t>
+          </m:r>
+          <m:r>
+            <m:rPr>
+              <m:sty m:val="p"/>
+            </m:rPr>
+            <m:t>+</m:t>
+          </m:r>
+          <m:r>
+            <m:t>5</m:t>
+          </m:r>
+          <m:r>
+            <m:rPr>
+              <m:sty m:val="p"/>
+            </m:rPr>
+            <m:t>=</m:t>
+          </m:r>
+          <m:r>
+            <m:rPr>
+              <m:sty m:val="p"/>
+            </m:rPr>
+            <m:t>−</m:t>
+          </m:r>
+          <m:r>
+            <m:t>3</m:t>
+          </m:r>
+        </m:oMath>
+      </m:oMathPara>
+    </w:p>
+    <w:p>
+      <w:pPr>
+        <w:pStyle w:val="FirstParagraph"/>
+      </w:pPr>
+      <w:r>
+        <w:t xml:space="preserve">Ambos lados dan</w:t>
+      </w:r>
+      <w:r>
+        <w:t xml:space="preserve"> </w:t>
+      </w:r>
+      <m:oMath>
+        <m:r>
+          <m:rPr>
+            <m:sty m:val="p"/>
+          </m:rPr>
+          <m:t>−</m:t>
+        </m:r>
+        <m:r>
+          <m:t>3</m:t>
+        </m:r>
+      </m:oMath>
+      <w:r>
+        <w:t xml:space="preserve"> </w:t>
+      </w:r>
+      <w:r>
+        <w:t xml:space="preserve">✓.</w:t>
+      </w:r>
+    </w:p>
+    <w:p>
+      <w:pPr>
+        <w:pStyle w:val="BodyText"/>
+      </w:pPr>
+      <w:r>
+        <w:rPr>
+          <w:b/>
+          <w:bCs/>
+        </w:rPr>
+        <w:t xml:space="preserve">(c)</w:t>
+      </w:r>
+      <w:r>
+        <w:t xml:space="preserve"> </w:t>
+      </w:r>
+      <w:r>
+        <w:t xml:space="preserve">Primera igualdad:</w:t>
+      </w:r>
+      <w:r>
+        <w:t xml:space="preserve"> </w:t>
+      </w:r>
+      <m:oMath>
+        <m:r>
+          <m:rPr>
+            <m:sty m:val="p"/>
+          </m:rPr>
+          <m:t>(</m:t>
+        </m:r>
+        <m:r>
+          <m:rPr>
+            <m:sty m:val="p"/>
+          </m:rPr>
+          <m:t>−</m:t>
+        </m:r>
+        <m:r>
+          <m:t>3</m:t>
+        </m:r>
+        <m:r>
+          <m:rPr>
+            <m:sty m:val="bi"/>
+          </m:rPr>
+          <m:t>a</m:t>
+        </m:r>
+        <m:r>
+          <m:rPr>
+            <m:sty m:val="p"/>
+          </m:rPr>
+          <m:t>)</m:t>
+        </m:r>
+        <m:r>
+          <m:rPr>
+            <m:sty m:val="p"/>
+          </m:rPr>
+          <m:t>⋅</m:t>
+        </m:r>
+        <m:r>
+          <m:rPr>
+            <m:sty m:val="bi"/>
+          </m:rPr>
+          <m:t>b</m:t>
+        </m:r>
+        <m:r>
+          <m:rPr>
+            <m:sty m:val="p"/>
+          </m:rPr>
+          <m:t>=</m:t>
+        </m:r>
+        <m:r>
+          <m:rPr>
+            <m:sty m:val="p"/>
+          </m:rPr>
+          <m:t>−</m:t>
+        </m:r>
+        <m:r>
+          <m:t>3</m:t>
+        </m:r>
+        <m:r>
+          <m:rPr>
+            <m:sty m:val="p"/>
+          </m:rPr>
+          <m:t>(</m:t>
+        </m:r>
+        <m:r>
+          <m:rPr>
+            <m:sty m:val="bi"/>
+          </m:rPr>
+          <m:t>a</m:t>
+        </m:r>
+        <m:r>
+          <m:rPr>
+            <m:sty m:val="p"/>
+          </m:rPr>
+          <m:t>⋅</m:t>
+        </m:r>
+        <m:r>
+          <m:rPr>
+            <m:sty m:val="bi"/>
+          </m:rPr>
+          <m:t>b</m:t>
+        </m:r>
+        <m:r>
+          <m:rPr>
+            <m:sty m:val="p"/>
+          </m:rPr>
+          <m:t>)</m:t>
+        </m:r>
+      </m:oMath>
+      <w:r>
+        <w:t xml:space="preserve">.</w:t>
+      </w:r>
+    </w:p>
+    <w:p>
+      <w:pPr>
+        <w:pStyle w:val="BodyText"/>
+      </w:pPr>
+      <w:r>
+        <w:t xml:space="preserve">Lado izquierdo. Primero se escala</w:t>
+      </w:r>
+      <w:r>
+        <w:t xml:space="preserve"> </w:t>
+      </w:r>
+      <m:oMath>
+        <m:r>
+          <m:rPr>
+            <m:sty m:val="bi"/>
+          </m:rPr>
+          <m:t>a</m:t>
+        </m:r>
+      </m:oMath>
+      <w:r>
+        <w:t xml:space="preserve">:</w:t>
+      </w:r>
+    </w:p>
+    <w:p>
+      <w:pPr>
+        <w:pStyle w:val="BodyText"/>
+      </w:pPr>
+      <m:oMathPara>
+        <m:oMathParaPr>
+          <m:jc m:val="center"/>
+        </m:oMathParaPr>
+        <m:oMath>
+          <m:r>
+            <m:rPr>
+              <m:sty m:val="p"/>
+            </m:rPr>
+            <m:t>−</m:t>
+          </m:r>
+          <m:r>
+            <m:t>3</m:t>
+          </m:r>
+          <m:r>
+            <m:rPr>
+              <m:sty m:val="bi"/>
+            </m:rPr>
+            <m:t>a</m:t>
+          </m:r>
+          <m:r>
+            <m:rPr>
+              <m:sty m:val="p"/>
+            </m:rPr>
+            <m:t>=</m:t>
+          </m:r>
+          <m:d>
+            <m:dPr>
+              <m:begChr m:val="("/>
+              <m:sepChr m:val=""/>
+              <m:endChr m:val=")"/>
+              <m:grow/>
+            </m:dPr>
+            <m:e>
+              <m:r>
+                <m:rPr>
+                  <m:sty m:val="p"/>
+                </m:rPr>
+                <m:t>−</m:t>
+              </m:r>
+              <m:r>
+                <m:t>3</m:t>
+              </m:r>
+              <m:r>
+                <m:rPr>
+                  <m:sty m:val="p"/>
+                </m:rPr>
+                <m:t>⋅</m:t>
+              </m:r>
+              <m:r>
+                <m:t>2</m:t>
+              </m:r>
+              <m:r>
+                <m:rPr>
+                  <m:sty m:val="p"/>
+                </m:rPr>
+                <m:t>,</m:t>
+              </m:r>
+              <m:r>
+                <m:t> </m:t>
+              </m:r>
+              <m:r>
+                <m:rPr>
+                  <m:sty m:val="p"/>
+                </m:rPr>
+                <m:t>−</m:t>
+              </m:r>
+              <m:r>
+                <m:t>3</m:t>
+              </m:r>
+              <m:r>
+                <m:rPr>
+                  <m:sty m:val="p"/>
+                </m:rPr>
+                <m:t>⋅</m:t>
+              </m:r>
+              <m:r>
+                <m:rPr>
+                  <m:sty m:val="p"/>
+                </m:rPr>
+                <m:t>(</m:t>
+              </m:r>
+              <m:r>
+                <m:rPr>
+                  <m:sty m:val="p"/>
+                </m:rPr>
+                <m:t>−</m:t>
+              </m:r>
+              <m:r>
+                <m:t>1</m:t>
+              </m:r>
+              <m:r>
+                <m:rPr>
+                  <m:sty m:val="p"/>
+                </m:rPr>
+                <m:t>)</m:t>
+              </m:r>
+              <m:r>
+                <m:rPr>
+                  <m:sty m:val="p"/>
+                </m:rPr>
+                <m:t>,</m:t>
+              </m:r>
+              <m:r>
+                <m:t> </m:t>
+              </m:r>
+              <m:r>
+                <m:rPr>
+                  <m:sty m:val="p"/>
+                </m:rPr>
+                <m:t>−</m:t>
+              </m:r>
+              <m:r>
+                <m:t>3</m:t>
+              </m:r>
+              <m:r>
+                <m:rPr>
+                  <m:sty m:val="p"/>
+                </m:rPr>
+                <m:t>⋅</m:t>
+              </m:r>
+              <m:r>
+                <m:t>4</m:t>
+              </m:r>
+            </m:e>
+          </m:d>
+          <m:r>
+            <m:rPr>
+              <m:sty m:val="p"/>
+            </m:rPr>
+            <m:t>=</m:t>
           </m:r>
           <m:r>
             <m:rPr>
@@ -5873,127 +6226,49 @@
             <m:t>(</m:t>
           </m:r>
           <m:r>
-            <m:t>1</m:t>
+            <m:rPr>
+              <m:sty m:val="p"/>
+            </m:rPr>
+            <m:t>−</m:t>
+          </m:r>
+          <m:r>
+            <m:t>6</m:t>
+          </m:r>
+          <m:r>
+            <m:rPr>
+              <m:sty m:val="p"/>
+            </m:rPr>
+            <m:t>,</m:t>
+          </m:r>
+          <m:r>
+            <m:t> </m:t>
+          </m:r>
+          <m:r>
+            <m:t>3</m:t>
+          </m:r>
+          <m:r>
+            <m:rPr>
+              <m:sty m:val="p"/>
+            </m:rPr>
+            <m:t>,</m:t>
+          </m:r>
+          <m:r>
+            <m:t> </m:t>
+          </m:r>
+          <m:r>
+            <m:rPr>
+              <m:sty m:val="p"/>
+            </m:rPr>
+            <m:t>−</m:t>
+          </m:r>
+          <m:r>
+            <m:t>12</m:t>
           </m:r>
           <m:r>
             <m:rPr>
               <m:sty m:val="p"/>
             </m:rPr>
             <m:t>)</m:t>
-          </m:r>
-          <m:r>
-            <m:rPr>
-              <m:sty m:val="p"/>
-            </m:rPr>
-            <m:t>+</m:t>
-          </m:r>
-          <m:r>
-            <m:rPr>
-              <m:sty m:val="p"/>
-            </m:rPr>
-            <m:t>(</m:t>
-          </m:r>
-          <m:r>
-            <m:rPr>
-              <m:sty m:val="p"/>
-            </m:rPr>
-            <m:t>−</m:t>
-          </m:r>
-          <m:r>
-            <m:t>1</m:t>
-          </m:r>
-          <m:r>
-            <m:rPr>
-              <m:sty m:val="p"/>
-            </m:rPr>
-            <m:t>)</m:t>
-          </m:r>
-          <m:r>
-            <m:rPr>
-              <m:sty m:val="p"/>
-            </m:rPr>
-            <m:t>(</m:t>
-          </m:r>
-          <m:r>
-            <m:t>2</m:t>
-          </m:r>
-          <m:r>
-            <m:rPr>
-              <m:sty m:val="p"/>
-            </m:rPr>
-            <m:t>)</m:t>
-          </m:r>
-          <m:r>
-            <m:rPr>
-              <m:sty m:val="p"/>
-            </m:rPr>
-            <m:t>+</m:t>
-          </m:r>
-          <m:r>
-            <m:t>4</m:t>
-          </m:r>
-          <m:r>
-            <m:rPr>
-              <m:sty m:val="p"/>
-            </m:rPr>
-            <m:t>(</m:t>
-          </m:r>
-          <m:r>
-            <m:rPr>
-              <m:sty m:val="p"/>
-            </m:rPr>
-            <m:t>−</m:t>
-          </m:r>
-          <m:r>
-            <m:t>2</m:t>
-          </m:r>
-          <m:r>
-            <m:rPr>
-              <m:sty m:val="p"/>
-            </m:rPr>
-            <m:t>)</m:t>
-          </m:r>
-          <m:r>
-            <m:rPr>
-              <m:sty m:val="p"/>
-            </m:rPr>
-            <m:t>=</m:t>
-          </m:r>
-          <m:r>
-            <m:t>2</m:t>
-          </m:r>
-          <m:r>
-            <m:rPr>
-              <m:sty m:val="p"/>
-            </m:rPr>
-            <m:t>−</m:t>
-          </m:r>
-          <m:r>
-            <m:t>2</m:t>
-          </m:r>
-          <m:r>
-            <m:rPr>
-              <m:sty m:val="p"/>
-            </m:rPr>
-            <m:t>−</m:t>
-          </m:r>
-          <m:r>
-            <m:t>8</m:t>
-          </m:r>
-          <m:r>
-            <m:rPr>
-              <m:sty m:val="p"/>
-            </m:rPr>
-            <m:t>=</m:t>
-          </m:r>
-          <m:r>
-            <m:rPr>
-              <m:sty m:val="p"/>
-            </m:rPr>
-            <m:t>−</m:t>
-          </m:r>
-          <m:r>
-            <m:t>8</m:t>
           </m:r>
         </m:oMath>
       </m:oMathPara>
@@ -6009,26 +6284,47 @@
         <m:oMath>
           <m:r>
             <m:rPr>
+              <m:sty m:val="p"/>
+            </m:rPr>
+            <m:t>(</m:t>
+          </m:r>
+          <m:r>
+            <m:rPr>
+              <m:sty m:val="p"/>
+            </m:rPr>
+            <m:t>−</m:t>
+          </m:r>
+          <m:r>
+            <m:t>3</m:t>
+          </m:r>
+          <m:r>
+            <m:rPr>
               <m:sty m:val="bi"/>
             </m:rPr>
+            <m:t>a</m:t>
+          </m:r>
+          <m:r>
+            <m:rPr>
+              <m:sty m:val="p"/>
+            </m:rPr>
+            <m:t>)</m:t>
+          </m:r>
+          <m:r>
+            <m:rPr>
+              <m:sty m:val="p"/>
+            </m:rPr>
+            <m:t>⋅</m:t>
+          </m:r>
+          <m:r>
+            <m:rPr>
+              <m:sty m:val="bi"/>
+            </m:rPr>
             <m:t>b</m:t>
           </m:r>
           <m:r>
             <m:rPr>
               <m:sty m:val="p"/>
             </m:rPr>
-            <m:t>⋅</m:t>
-          </m:r>
-          <m:r>
-            <m:rPr>
-              <m:sty m:val="bi"/>
-            </m:rPr>
-            <m:t>c</m:t>
-          </m:r>
-          <m:r>
-            <m:rPr>
-              <m:sty m:val="p"/>
-            </m:rPr>
             <m:t>=</m:t>
           </m:r>
           <m:r>
@@ -6044,6 +6340,27 @@
             <m:t>−</m:t>
           </m:r>
           <m:r>
+            <m:t>6</m:t>
+          </m:r>
+          <m:r>
+            <m:rPr>
+              <m:sty m:val="p"/>
+            </m:rPr>
+            <m:t>)</m:t>
+          </m:r>
+          <m:r>
+            <m:rPr>
+              <m:sty m:val="p"/>
+            </m:rPr>
+            <m:t>(</m:t>
+          </m:r>
+          <m:r>
+            <m:rPr>
+              <m:sty m:val="p"/>
+            </m:rPr>
+            <m:t>−</m:t>
+          </m:r>
+          <m:r>
             <m:t>3</m:t>
           </m:r>
           <m:r>
@@ -6056,9 +6373,60 @@
             <m:rPr>
               <m:sty m:val="p"/>
             </m:rPr>
+            <m:t>+</m:t>
+          </m:r>
+          <m:r>
+            <m:t>3</m:t>
+          </m:r>
+          <m:r>
+            <m:rPr>
+              <m:sty m:val="p"/>
+            </m:rPr>
             <m:t>(</m:t>
           </m:r>
           <m:r>
+            <m:t>5</m:t>
+          </m:r>
+          <m:r>
+            <m:rPr>
+              <m:sty m:val="p"/>
+            </m:rPr>
+            <m:t>)</m:t>
+          </m:r>
+          <m:r>
+            <m:rPr>
+              <m:sty m:val="p"/>
+            </m:rPr>
+            <m:t>+</m:t>
+          </m:r>
+          <m:r>
+            <m:rPr>
+              <m:sty m:val="p"/>
+            </m:rPr>
+            <m:t>(</m:t>
+          </m:r>
+          <m:r>
+            <m:rPr>
+              <m:sty m:val="p"/>
+            </m:rPr>
+            <m:t>−</m:t>
+          </m:r>
+          <m:r>
+            <m:t>12</m:t>
+          </m:r>
+          <m:r>
+            <m:rPr>
+              <m:sty m:val="p"/>
+            </m:rPr>
+            <m:t>)</m:t>
+          </m:r>
+          <m:r>
+            <m:rPr>
+              <m:sty m:val="p"/>
+            </m:rPr>
+            <m:t>(</m:t>
+          </m:r>
+          <m:r>
             <m:t>1</m:t>
           </m:r>
           <m:r>
@@ -6071,40 +6439,19 @@
             <m:rPr>
               <m:sty m:val="p"/>
             </m:rPr>
+            <m:t>=</m:t>
+          </m:r>
+          <m:r>
+            <m:t>18</m:t>
+          </m:r>
+          <m:r>
+            <m:rPr>
+              <m:sty m:val="p"/>
+            </m:rPr>
             <m:t>+</m:t>
           </m:r>
           <m:r>
-            <m:t>5</m:t>
-          </m:r>
-          <m:r>
-            <m:rPr>
-              <m:sty m:val="p"/>
-            </m:rPr>
-            <m:t>(</m:t>
-          </m:r>
-          <m:r>
-            <m:t>2</m:t>
-          </m:r>
-          <m:r>
-            <m:rPr>
-              <m:sty m:val="p"/>
-            </m:rPr>
-            <m:t>)</m:t>
-          </m:r>
-          <m:r>
-            <m:rPr>
-              <m:sty m:val="p"/>
-            </m:rPr>
-            <m:t>+</m:t>
-          </m:r>
-          <m:r>
-            <m:t>1</m:t>
-          </m:r>
-          <m:r>
-            <m:rPr>
-              <m:sty m:val="p"/>
-            </m:rPr>
-            <m:t>(</m:t>
+            <m:t>15</m:t>
           </m:r>
           <m:r>
             <m:rPr>
@@ -6113,13 +6460,7 @@
             <m:t>−</m:t>
           </m:r>
           <m:r>
-            <m:t>2</m:t>
-          </m:r>
-          <m:r>
-            <m:rPr>
-              <m:sty m:val="p"/>
-            </m:rPr>
-            <m:t>)</m:t>
+            <m:t>12</m:t>
           </m:r>
           <m:r>
             <m:rPr>
@@ -6128,40 +6469,7 @@
             <m:t>=</m:t>
           </m:r>
           <m:r>
-            <m:rPr>
-              <m:sty m:val="p"/>
-            </m:rPr>
-            <m:t>−</m:t>
-          </m:r>
-          <m:r>
-            <m:t>3</m:t>
-          </m:r>
-          <m:r>
-            <m:rPr>
-              <m:sty m:val="p"/>
-            </m:rPr>
-            <m:t>+</m:t>
-          </m:r>
-          <m:r>
-            <m:t>10</m:t>
-          </m:r>
-          <m:r>
-            <m:rPr>
-              <m:sty m:val="p"/>
-            </m:rPr>
-            <m:t>−</m:t>
-          </m:r>
-          <m:r>
-            <m:t>2</m:t>
-          </m:r>
-          <m:r>
-            <m:rPr>
-              <m:sty m:val="p"/>
-            </m:rPr>
-            <m:t>=</m:t>
-          </m:r>
-          <m:r>
-            <m:t>5</m:t>
+            <m:t>21</m:t>
           </m:r>
         </m:oMath>
       </m:oMathPara>
@@ -6170,101 +6478,8 @@
       <w:pPr>
         <w:pStyle w:val="FirstParagraph"/>
       </w:pPr>
-      <m:oMathPara>
-        <m:oMathParaPr>
-          <m:jc m:val="center"/>
-        </m:oMathParaPr>
-        <m:oMath>
-          <m:r>
-            <m:rPr>
-              <m:sty m:val="bi"/>
-            </m:rPr>
-            <m:t>a</m:t>
-          </m:r>
-          <m:r>
-            <m:rPr>
-              <m:sty m:val="p"/>
-            </m:rPr>
-            <m:t>⋅</m:t>
-          </m:r>
-          <m:r>
-            <m:rPr>
-              <m:sty m:val="bi"/>
-            </m:rPr>
-            <m:t>c</m:t>
-          </m:r>
-          <m:r>
-            <m:rPr>
-              <m:sty m:val="p"/>
-            </m:rPr>
-            <m:t>+</m:t>
-          </m:r>
-          <m:r>
-            <m:rPr>
-              <m:sty m:val="bi"/>
-            </m:rPr>
-            <m:t>b</m:t>
-          </m:r>
-          <m:r>
-            <m:rPr>
-              <m:sty m:val="p"/>
-            </m:rPr>
-            <m:t>⋅</m:t>
-          </m:r>
-          <m:r>
-            <m:rPr>
-              <m:sty m:val="bi"/>
-            </m:rPr>
-            <m:t>c</m:t>
-          </m:r>
-          <m:r>
-            <m:rPr>
-              <m:sty m:val="p"/>
-            </m:rPr>
-            <m:t>=</m:t>
-          </m:r>
-          <m:r>
-            <m:rPr>
-              <m:sty m:val="p"/>
-            </m:rPr>
-            <m:t>−</m:t>
-          </m:r>
-          <m:r>
-            <m:t>8</m:t>
-          </m:r>
-          <m:r>
-            <m:rPr>
-              <m:sty m:val="p"/>
-            </m:rPr>
-            <m:t>+</m:t>
-          </m:r>
-          <m:r>
-            <m:t>5</m:t>
-          </m:r>
-          <m:r>
-            <m:rPr>
-              <m:sty m:val="p"/>
-            </m:rPr>
-            <m:t>=</m:t>
-          </m:r>
-          <m:r>
-            <m:rPr>
-              <m:sty m:val="p"/>
-            </m:rPr>
-            <m:t>−</m:t>
-          </m:r>
-          <m:r>
-            <m:t>3</m:t>
-          </m:r>
-        </m:oMath>
-      </m:oMathPara>
-    </w:p>
-    <w:p>
-      <w:pPr>
-        <w:pStyle w:val="FirstParagraph"/>
-      </w:pPr>
-      <w:r>
-        <w:t xml:space="preserve">Ambos lados dan</w:t>
+      <w:r>
+        <w:t xml:space="preserve">Lado derecho. Se usa</w:t>
       </w:r>
       <w:r>
         <w:t xml:space="preserve"> </w:t>
@@ -6272,59 +6487,6 @@
       <m:oMath>
         <m:r>
           <m:rPr>
-            <m:sty m:val="p"/>
-          </m:rPr>
-          <m:t>−</m:t>
-        </m:r>
-        <m:r>
-          <m:t>3</m:t>
-        </m:r>
-      </m:oMath>
-      <w:r>
-        <w:t xml:space="preserve"> </w:t>
-      </w:r>
-      <w:r>
-        <w:t xml:space="preserve">✓.</w:t>
-      </w:r>
-    </w:p>
-    <w:p>
-      <w:pPr>
-        <w:pStyle w:val="BodyText"/>
-      </w:pPr>
-      <w:r>
-        <w:rPr>
-          <w:b/>
-          <w:bCs/>
-        </w:rPr>
-        <w:t xml:space="preserve">(c)</w:t>
-      </w:r>
-      <w:r>
-        <w:t xml:space="preserve"> </w:t>
-      </w:r>
-      <w:r>
-        <w:t xml:space="preserve">Primera igualdad:</w:t>
-      </w:r>
-      <w:r>
-        <w:t xml:space="preserve"> </w:t>
-      </w:r>
-      <m:oMath>
-        <m:r>
-          <m:rPr>
-            <m:sty m:val="p"/>
-          </m:rPr>
-          <m:t>(</m:t>
-        </m:r>
-        <m:r>
-          <m:rPr>
-            <m:sty m:val="p"/>
-          </m:rPr>
-          <m:t>−</m:t>
-        </m:r>
-        <m:r>
-          <m:t>3</m:t>
-        </m:r>
-        <m:r>
-          <m:rPr>
             <m:sty m:val="bi"/>
           </m:rPr>
           <m:t>a</m:t>
@@ -6333,12 +6495,6 @@
           <m:rPr>
             <m:sty m:val="p"/>
           </m:rPr>
-          <m:t>)</m:t>
-        </m:r>
-        <m:r>
-          <m:rPr>
-            <m:sty m:val="p"/>
-          </m:rPr>
           <m:t>⋅</m:t>
         </m:r>
         <m:r>
@@ -6346,627 +6502,6 @@
             <m:sty m:val="bi"/>
           </m:rPr>
           <m:t>b</m:t>
-        </m:r>
-        <m:r>
-          <m:rPr>
-            <m:sty m:val="p"/>
-          </m:rPr>
-          <m:t>=</m:t>
-        </m:r>
-        <m:r>
-          <m:rPr>
-            <m:sty m:val="p"/>
-          </m:rPr>
-          <m:t>−</m:t>
-        </m:r>
-        <m:r>
-          <m:t>3</m:t>
-        </m:r>
-        <m:r>
-          <m:rPr>
-            <m:sty m:val="p"/>
-          </m:rPr>
-          <m:t>(</m:t>
-        </m:r>
-        <m:r>
-          <m:rPr>
-            <m:sty m:val="bi"/>
-          </m:rPr>
-          <m:t>a</m:t>
-        </m:r>
-        <m:r>
-          <m:rPr>
-            <m:sty m:val="p"/>
-          </m:rPr>
-          <m:t>⋅</m:t>
-        </m:r>
-        <m:r>
-          <m:rPr>
-            <m:sty m:val="bi"/>
-          </m:rPr>
-          <m:t>b</m:t>
-        </m:r>
-        <m:r>
-          <m:rPr>
-            <m:sty m:val="p"/>
-          </m:rPr>
-          <m:t>)</m:t>
-        </m:r>
-      </m:oMath>
-      <w:r>
-        <w:t xml:space="preserve">.</w:t>
-      </w:r>
-    </w:p>
-    <w:p>
-      <w:pPr>
-        <w:pStyle w:val="BodyText"/>
-      </w:pPr>
-      <w:r>
-        <w:t xml:space="preserve">Lado izquierdo. Primero se escala</w:t>
-      </w:r>
-      <w:r>
-        <w:t xml:space="preserve"> </w:t>
-      </w:r>
-      <m:oMath>
-        <m:r>
-          <m:rPr>
-            <m:sty m:val="bi"/>
-          </m:rPr>
-          <m:t>a</m:t>
-        </m:r>
-      </m:oMath>
-      <w:r>
-        <w:t xml:space="preserve">:</w:t>
-      </w:r>
-    </w:p>
-    <w:p>
-      <w:pPr>
-        <w:pStyle w:val="BodyText"/>
-      </w:pPr>
-      <m:oMathPara>
-        <m:oMathParaPr>
-          <m:jc m:val="center"/>
-        </m:oMathParaPr>
-        <m:oMath>
-          <m:r>
-            <m:rPr>
-              <m:sty m:val="p"/>
-            </m:rPr>
-            <m:t>−</m:t>
-          </m:r>
-          <m:r>
-            <m:t>3</m:t>
-          </m:r>
-          <m:r>
-            <m:rPr>
-              <m:sty m:val="bi"/>
-            </m:rPr>
-            <m:t>a</m:t>
-          </m:r>
-          <m:r>
-            <m:rPr>
-              <m:sty m:val="p"/>
-            </m:rPr>
-            <m:t>=</m:t>
-          </m:r>
-          <m:d>
-            <m:dPr>
-              <m:begChr m:val="("/>
-              <m:sepChr m:val=""/>
-              <m:endChr m:val=")"/>
-              <m:grow/>
-            </m:dPr>
-            <m:e>
-              <m:r>
-                <m:rPr>
-                  <m:sty m:val="p"/>
-                </m:rPr>
-                <m:t>−</m:t>
-              </m:r>
-              <m:r>
-                <m:t>3</m:t>
-              </m:r>
-              <m:r>
-                <m:rPr>
-                  <m:sty m:val="p"/>
-                </m:rPr>
-                <m:t>⋅</m:t>
-              </m:r>
-              <m:r>
-                <m:t>2</m:t>
-              </m:r>
-              <m:r>
-                <m:rPr>
-                  <m:sty m:val="p"/>
-                </m:rPr>
-                <m:t>,</m:t>
-              </m:r>
-              <m:r>
-                <m:t> </m:t>
-              </m:r>
-              <m:r>
-                <m:rPr>
-                  <m:sty m:val="p"/>
-                </m:rPr>
-                <m:t>−</m:t>
-              </m:r>
-              <m:r>
-                <m:t>3</m:t>
-              </m:r>
-              <m:r>
-                <m:rPr>
-                  <m:sty m:val="p"/>
-                </m:rPr>
-                <m:t>⋅</m:t>
-              </m:r>
-              <m:r>
-                <m:rPr>
-                  <m:sty m:val="p"/>
-                </m:rPr>
-                <m:t>(</m:t>
-              </m:r>
-              <m:r>
-                <m:rPr>
-                  <m:sty m:val="p"/>
-                </m:rPr>
-                <m:t>−</m:t>
-              </m:r>
-              <m:r>
-                <m:t>1</m:t>
-              </m:r>
-              <m:r>
-                <m:rPr>
-                  <m:sty m:val="p"/>
-                </m:rPr>
-                <m:t>)</m:t>
-              </m:r>
-              <m:r>
-                <m:rPr>
-                  <m:sty m:val="p"/>
-                </m:rPr>
-                <m:t>,</m:t>
-              </m:r>
-              <m:r>
-                <m:t> </m:t>
-              </m:r>
-              <m:r>
-                <m:rPr>
-                  <m:sty m:val="p"/>
-                </m:rPr>
-                <m:t>−</m:t>
-              </m:r>
-              <m:r>
-                <m:t>3</m:t>
-              </m:r>
-              <m:r>
-                <m:rPr>
-                  <m:sty m:val="p"/>
-                </m:rPr>
-                <m:t>⋅</m:t>
-              </m:r>
-              <m:r>
-                <m:t>4</m:t>
-              </m:r>
-            </m:e>
-          </m:d>
-          <m:r>
-            <m:rPr>
-              <m:sty m:val="p"/>
-            </m:rPr>
-            <m:t>=</m:t>
-          </m:r>
-          <m:r>
-            <m:rPr>
-              <m:sty m:val="p"/>
-            </m:rPr>
-            <m:t>(</m:t>
-          </m:r>
-          <m:r>
-            <m:rPr>
-              <m:sty m:val="p"/>
-            </m:rPr>
-            <m:t>−</m:t>
-          </m:r>
-          <m:r>
-            <m:t>6</m:t>
-          </m:r>
-          <m:r>
-            <m:rPr>
-              <m:sty m:val="p"/>
-            </m:rPr>
-            <m:t>,</m:t>
-          </m:r>
-          <m:r>
-            <m:t> </m:t>
-          </m:r>
-          <m:r>
-            <m:t>3</m:t>
-          </m:r>
-          <m:r>
-            <m:rPr>
-              <m:sty m:val="p"/>
-            </m:rPr>
-            <m:t>,</m:t>
-          </m:r>
-          <m:r>
-            <m:t> </m:t>
-          </m:r>
-          <m:r>
-            <m:rPr>
-              <m:sty m:val="p"/>
-            </m:rPr>
-            <m:t>−</m:t>
-          </m:r>
-          <m:r>
-            <m:t>12</m:t>
-          </m:r>
-          <m:r>
-            <m:rPr>
-              <m:sty m:val="p"/>
-            </m:rPr>
-            <m:t>)</m:t>
-          </m:r>
-        </m:oMath>
-      </m:oMathPara>
-    </w:p>
-    <w:p>
-      <w:pPr>
-        <w:pStyle w:val="FirstParagraph"/>
-      </w:pPr>
-      <m:oMathPara>
-        <m:oMathParaPr>
-          <m:jc m:val="center"/>
-        </m:oMathParaPr>
-        <m:oMath>
-          <m:r>
-            <m:rPr>
-              <m:sty m:val="p"/>
-            </m:rPr>
-            <m:t>(</m:t>
-          </m:r>
-          <m:r>
-            <m:rPr>
-              <m:sty m:val="p"/>
-            </m:rPr>
-            <m:t>−</m:t>
-          </m:r>
-          <m:r>
-            <m:t>3</m:t>
-          </m:r>
-          <m:r>
-            <m:rPr>
-              <m:sty m:val="bi"/>
-            </m:rPr>
-            <m:t>a</m:t>
-          </m:r>
-          <m:r>
-            <m:rPr>
-              <m:sty m:val="p"/>
-            </m:rPr>
-            <m:t>)</m:t>
-          </m:r>
-          <m:r>
-            <m:rPr>
-              <m:sty m:val="p"/>
-            </m:rPr>
-            <m:t>⋅</m:t>
-          </m:r>
-          <m:r>
-            <m:rPr>
-              <m:sty m:val="bi"/>
-            </m:rPr>
-            <m:t>b</m:t>
-          </m:r>
-          <m:r>
-            <m:rPr>
-              <m:sty m:val="p"/>
-            </m:rPr>
-            <m:t>=</m:t>
-          </m:r>
-          <m:r>
-            <m:rPr>
-              <m:sty m:val="p"/>
-            </m:rPr>
-            <m:t>(</m:t>
-          </m:r>
-          <m:r>
-            <m:rPr>
-              <m:sty m:val="p"/>
-            </m:rPr>
-            <m:t>−</m:t>
-          </m:r>
-          <m:r>
-            <m:t>6</m:t>
-          </m:r>
-          <m:r>
-            <m:rPr>
-              <m:sty m:val="p"/>
-            </m:rPr>
-            <m:t>)</m:t>
-          </m:r>
-          <m:r>
-            <m:rPr>
-              <m:sty m:val="p"/>
-            </m:rPr>
-            <m:t>(</m:t>
-          </m:r>
-          <m:r>
-            <m:rPr>
-              <m:sty m:val="p"/>
-            </m:rPr>
-            <m:t>−</m:t>
-          </m:r>
-          <m:r>
-            <m:t>3</m:t>
-          </m:r>
-          <m:r>
-            <m:rPr>
-              <m:sty m:val="p"/>
-            </m:rPr>
-            <m:t>)</m:t>
-          </m:r>
-          <m:r>
-            <m:rPr>
-              <m:sty m:val="p"/>
-            </m:rPr>
-            <m:t>+</m:t>
-          </m:r>
-          <m:r>
-            <m:t>3</m:t>
-          </m:r>
-          <m:r>
-            <m:rPr>
-              <m:sty m:val="p"/>
-            </m:rPr>
-            <m:t>(</m:t>
-          </m:r>
-          <m:r>
-            <m:t>5</m:t>
-          </m:r>
-          <m:r>
-            <m:rPr>
-              <m:sty m:val="p"/>
-            </m:rPr>
-            <m:t>)</m:t>
-          </m:r>
-          <m:r>
-            <m:rPr>
-              <m:sty m:val="p"/>
-            </m:rPr>
-            <m:t>+</m:t>
-          </m:r>
-          <m:r>
-            <m:rPr>
-              <m:sty m:val="p"/>
-            </m:rPr>
-            <m:t>(</m:t>
-          </m:r>
-          <m:r>
-            <m:rPr>
-              <m:sty m:val="p"/>
-            </m:rPr>
-            <m:t>−</m:t>
-          </m:r>
-          <m:r>
-            <m:t>12</m:t>
-          </m:r>
-          <m:r>
-            <m:rPr>
-              <m:sty m:val="p"/>
-            </m:rPr>
-            <m:t>)</m:t>
-          </m:r>
-          <m:r>
-            <m:rPr>
-              <m:sty m:val="p"/>
-            </m:rPr>
-            <m:t>(</m:t>
-          </m:r>
-          <m:r>
-            <m:t>1</m:t>
-          </m:r>
-          <m:r>
-            <m:rPr>
-              <m:sty m:val="p"/>
-            </m:rPr>
-            <m:t>)</m:t>
-          </m:r>
-          <m:r>
-            <m:rPr>
-              <m:sty m:val="p"/>
-            </m:rPr>
-            <m:t>=</m:t>
-          </m:r>
-          <m:r>
-            <m:t>18</m:t>
-          </m:r>
-          <m:r>
-            <m:rPr>
-              <m:sty m:val="p"/>
-            </m:rPr>
-            <m:t>+</m:t>
-          </m:r>
-          <m:r>
-            <m:t>15</m:t>
-          </m:r>
-          <m:r>
-            <m:rPr>
-              <m:sty m:val="p"/>
-            </m:rPr>
-            <m:t>−</m:t>
-          </m:r>
-          <m:r>
-            <m:t>12</m:t>
-          </m:r>
-          <m:r>
-            <m:rPr>
-              <m:sty m:val="p"/>
-            </m:rPr>
-            <m:t>=</m:t>
-          </m:r>
-          <m:r>
-            <m:t>21</m:t>
-          </m:r>
-        </m:oMath>
-      </m:oMathPara>
-    </w:p>
-    <w:p>
-      <w:pPr>
-        <w:pStyle w:val="FirstParagraph"/>
-      </w:pPr>
-      <w:r>
-        <w:t xml:space="preserve">Lado derecho. Se usa</w:t>
-      </w:r>
-      <w:r>
-        <w:t xml:space="preserve"> </w:t>
-      </w:r>
-      <m:oMath>
-        <m:r>
-          <m:rPr>
-            <m:sty m:val="bi"/>
-          </m:rPr>
-          <m:t>a</m:t>
-        </m:r>
-        <m:r>
-          <m:rPr>
-            <m:sty m:val="p"/>
-          </m:rPr>
-          <m:t>⋅</m:t>
-        </m:r>
-        <m:r>
-          <m:rPr>
-            <m:sty m:val="bi"/>
-          </m:rPr>
-          <m:t>b</m:t>
-        </m:r>
-        <m:r>
-          <m:rPr>
-            <m:sty m:val="p"/>
-          </m:rPr>
-          <m:t>=</m:t>
-        </m:r>
-        <m:r>
-          <m:t>2</m:t>
-        </m:r>
-        <m:r>
-          <m:rPr>
-            <m:sty m:val="p"/>
-          </m:rPr>
-          <m:t>(</m:t>
-        </m:r>
-        <m:r>
-          <m:rPr>
-            <m:sty m:val="p"/>
-          </m:rPr>
-          <m:t>−</m:t>
-        </m:r>
-        <m:r>
-          <m:t>3</m:t>
-        </m:r>
-        <m:r>
-          <m:rPr>
-            <m:sty m:val="p"/>
-          </m:rPr>
-          <m:t>)</m:t>
-        </m:r>
-        <m:r>
-          <m:rPr>
-            <m:sty m:val="p"/>
-          </m:rPr>
-          <m:t>+</m:t>
-        </m:r>
-        <m:r>
-          <m:rPr>
-            <m:sty m:val="p"/>
-          </m:rPr>
-          <m:t>(</m:t>
-        </m:r>
-        <m:r>
-          <m:rPr>
-            <m:sty m:val="p"/>
-          </m:rPr>
-          <m:t>−</m:t>
-        </m:r>
-        <m:r>
-          <m:t>1</m:t>
-        </m:r>
-        <m:r>
-          <m:rPr>
-            <m:sty m:val="p"/>
-          </m:rPr>
-          <m:t>)</m:t>
-        </m:r>
-        <m:r>
-          <m:rPr>
-            <m:sty m:val="p"/>
-          </m:rPr>
-          <m:t>(</m:t>
-        </m:r>
-        <m:r>
-          <m:t>5</m:t>
-        </m:r>
-        <m:r>
-          <m:rPr>
-            <m:sty m:val="p"/>
-          </m:rPr>
-          <m:t>)</m:t>
-        </m:r>
-        <m:r>
-          <m:rPr>
-            <m:sty m:val="p"/>
-          </m:rPr>
-          <m:t>+</m:t>
-        </m:r>
-        <m:r>
-          <m:t>4</m:t>
-        </m:r>
-        <m:r>
-          <m:rPr>
-            <m:sty m:val="p"/>
-          </m:rPr>
-          <m:t>(</m:t>
-        </m:r>
-        <m:r>
-          <m:t>1</m:t>
-        </m:r>
-        <m:r>
-          <m:rPr>
-            <m:sty m:val="p"/>
-          </m:rPr>
-          <m:t>)</m:t>
-        </m:r>
-        <m:r>
-          <m:rPr>
-            <m:sty m:val="p"/>
-          </m:rPr>
-          <m:t>=</m:t>
-        </m:r>
-        <m:r>
-          <m:rPr>
-            <m:sty m:val="p"/>
-          </m:rPr>
-          <m:t>−</m:t>
-        </m:r>
-        <m:r>
-          <m:t>6</m:t>
-        </m:r>
-        <m:r>
-          <m:rPr>
-            <m:sty m:val="p"/>
-          </m:rPr>
-          <m:t>−</m:t>
-        </m:r>
-        <m:r>
-          <m:t>5</m:t>
-        </m:r>
-        <m:r>
-          <m:rPr>
-            <m:sty m:val="p"/>
-          </m:rPr>
-          <m:t>+</m:t>
-        </m:r>
-        <m:r>
-          <m:t>4</m:t>
         </m:r>
         <m:r>
           <m:rPr>
@@ -8177,6 +7712,25 @@
         </m:rad>
       </m:oMath>
       <w:r>
+        <w:t xml:space="preserve">, y luego se racionaliza multiplicando arriba y abajo por</w:t>
+      </w:r>
+      <w:r>
+        <w:t xml:space="preserve"> </w:t>
+      </w:r>
+      <m:oMath>
+        <m:rad>
+          <m:radPr>
+            <m:degHide m:val="on"/>
+          </m:radPr>
+          <m:deg/>
+          <m:e>
+            <m:r>
+              <m:t>2</m:t>
+            </m:r>
+          </m:e>
+        </m:rad>
+      </m:oMath>
+      <w:r>
         <w:t xml:space="preserve">:</w:t>
       </w:r>
     </w:p>
@@ -8321,6 +7875,69 @@
               </m:r>
             </m:num>
             <m:den>
+              <m:rad>
+                <m:radPr>
+                  <m:degHide m:val="on"/>
+                </m:radPr>
+                <m:deg/>
+                <m:e>
+                  <m:r>
+                    <m:t>2</m:t>
+                  </m:r>
+                </m:e>
+              </m:rad>
+            </m:den>
+          </m:f>
+          <m:r>
+            <m:rPr>
+              <m:sty m:val="p"/>
+            </m:rPr>
+            <m:t>=</m:t>
+          </m:r>
+          <m:f>
+            <m:fPr>
+              <m:type m:val="bar"/>
+            </m:fPr>
+            <m:num>
+              <m:r>
+                <m:t>1</m:t>
+              </m:r>
+              <m:r>
+                <m:rPr>
+                  <m:sty m:val="p"/>
+                </m:rPr>
+                <m:t>⋅</m:t>
+              </m:r>
+              <m:rad>
+                <m:radPr>
+                  <m:degHide m:val="on"/>
+                </m:radPr>
+                <m:deg/>
+                <m:e>
+                  <m:r>
+                    <m:t>2</m:t>
+                  </m:r>
+                </m:e>
+              </m:rad>
+            </m:num>
+            <m:den>
+              <m:rad>
+                <m:radPr>
+                  <m:degHide m:val="on"/>
+                </m:radPr>
+                <m:deg/>
+                <m:e>
+                  <m:r>
+                    <m:t>2</m:t>
+                  </m:r>
+                </m:e>
+              </m:rad>
+              <m:r>
+                <m:rPr>
+                  <m:sty m:val="p"/>
+                </m:rPr>
+                <m:t>⋅</m:t>
+              </m:r>
               <m:rad>
                 <m:radPr>
                   <m:degHide m:val="on"/>
@@ -15318,12 +14935,6 @@
           <w:bCs/>
         </w:rPr>
         <w:t xml:space="preserve">:</w:t>
-      </w:r>
-      <w:r>
-        <w:t xml:space="preserve"> </w:t>
-      </w:r>
-      <w:r>
-        <w:t xml:space="preserve">las dos primeras ecuaciones dan</w:t>
       </w:r>
       <w:r>
         <w:t xml:space="preserve"> </w:t>
